--- a/QB/4.1.2/4.1.2.docx
+++ b/QB/4.1.2/4.1.2.docx
@@ -1,6 +1,6 @@
 
 <file path=word/document.xml><?xml version="1.0" encoding="utf-8"?>
-<w:document xmlns:wpc="http://schemas.microsoft.com/office/word/2010/wordprocessingCanvas" xmlns:cx="http://schemas.microsoft.com/office/drawing/2014/chartex" xmlns:cx1="http://schemas.microsoft.com/office/drawing/2015/9/8/chartex" xmlns:cx2="http://schemas.microsoft.com/office/drawing/2015/10/21/chartex" xmlns:cx3="http://schemas.microsoft.com/office/drawing/2016/5/9/chartex" xmlns:cx4="http://schemas.microsoft.com/office/drawing/2016/5/10/chartex" xmlns:cx5="http://schemas.microsoft.com/office/drawing/2016/5/11/chartex" xmlns:cx6="http://schemas.microsoft.com/office/drawing/2016/5/12/chartex" xmlns:cx7="http://schemas.microsoft.com/office/drawing/2016/5/13/chartex" xmlns:cx8="http://schemas.microsoft.com/office/drawing/2016/5/14/chartex" xmlns:mc="http://schemas.openxmlformats.org/markup-compatibility/2006" xmlns:aink="http://schemas.microsoft.com/office/drawing/2016/ink" xmlns:am3d="http://schemas.microsoft.com/office/drawing/2017/model3d" xmlns:o="urn:schemas-microsoft-com:office:office" xmlns:r="http://schemas.openxmlformats.org/officeDocument/2006/relationships" xmlns:m="http://schemas.openxmlformats.org/officeDocument/2006/math" xmlns:v="urn:schemas-microsoft-com:vml" xmlns:wp14="http://schemas.microsoft.com/office/word/2010/wordprocessingDrawing" xmlns:wp="http://schemas.openxmlformats.org/drawingml/2006/wordprocessingDrawing" xmlns:w10="urn:schemas-microsoft-com:office:word" xmlns:w="http://schemas.openxmlformats.org/wordprocessingml/2006/main" xmlns:w14="http://schemas.microsoft.com/office/word/2010/wordml" xmlns:w15="http://schemas.microsoft.com/office/word/2012/wordml" xmlns:w16cid="http://schemas.microsoft.com/office/word/2016/wordml/cid" xmlns:w16se="http://schemas.microsoft.com/office/word/2015/wordml/symex" xmlns:wpg="http://schemas.microsoft.com/office/word/2010/wordprocessingGroup" xmlns:wpi="http://schemas.microsoft.com/office/word/2010/wordprocessingInk" xmlns:wne="http://schemas.microsoft.com/office/word/2006/wordml" xmlns:wps="http://schemas.microsoft.com/office/word/2010/wordprocessingShape" mc:Ignorable="w14 w15 w16se w16cid wp14">
+<w:document xmlns:wpc="http://schemas.microsoft.com/office/word/2010/wordprocessingCanvas" xmlns:cx="http://schemas.microsoft.com/office/drawing/2014/chartex" xmlns:cx1="http://schemas.microsoft.com/office/drawing/2015/9/8/chartex" xmlns:cx2="http://schemas.microsoft.com/office/drawing/2015/10/21/chartex" xmlns:cx3="http://schemas.microsoft.com/office/drawing/2016/5/9/chartex" xmlns:cx4="http://schemas.microsoft.com/office/drawing/2016/5/10/chartex" xmlns:cx5="http://schemas.microsoft.com/office/drawing/2016/5/11/chartex" xmlns:cx6="http://schemas.microsoft.com/office/drawing/2016/5/12/chartex" xmlns:cx7="http://schemas.microsoft.com/office/drawing/2016/5/13/chartex" xmlns:cx8="http://schemas.microsoft.com/office/drawing/2016/5/14/chartex" xmlns:mc="http://schemas.openxmlformats.org/markup-compatibility/2006" xmlns:aink="http://schemas.microsoft.com/office/drawing/2016/ink" xmlns:am3d="http://schemas.microsoft.com/office/drawing/2017/model3d" xmlns:o="urn:schemas-microsoft-com:office:office" xmlns:r="http://schemas.openxmlformats.org/officeDocument/2006/relationships" xmlns:m="http://schemas.openxmlformats.org/officeDocument/2006/math" xmlns:v="urn:schemas-microsoft-com:vml" xmlns:wp14="http://schemas.microsoft.com/office/word/2010/wordprocessingDrawing" xmlns:wp="http://schemas.openxmlformats.org/drawingml/2006/wordprocessingDrawing" xmlns:w10="urn:schemas-microsoft-com:office:word" xmlns:w="http://schemas.openxmlformats.org/wordprocessingml/2006/main" xmlns:w14="http://schemas.microsoft.com/office/word/2010/wordml" xmlns:w15="http://schemas.microsoft.com/office/word/2012/wordml" xmlns:w16cex="http://schemas.microsoft.com/office/word/2018/wordml/cex" xmlns:w16cid="http://schemas.microsoft.com/office/word/2016/wordml/cid" xmlns:w16="http://schemas.microsoft.com/office/word/2018/wordml" xmlns:w16sdtdh="http://schemas.microsoft.com/office/word/2020/wordml/sdtdatahash" xmlns:w16se="http://schemas.microsoft.com/office/word/2015/wordml/symex" xmlns:wpg="http://schemas.microsoft.com/office/word/2010/wordprocessingGroup" xmlns:wpi="http://schemas.microsoft.com/office/word/2010/wordprocessingInk" xmlns:wne="http://schemas.microsoft.com/office/word/2006/wordml" xmlns:wps="http://schemas.microsoft.com/office/word/2010/wordprocessingShape" mc:Ignorable="w14 w15 w16se w16cid w16 w16cex w16sdtdh wp14">
   <w:body>
     <w:p>
       <w:pPr>
@@ -137,15 +137,317 @@
           <w:sz w:val="24"/>
           <w:u w:val="single"/>
         </w:rPr>
-        <w:t xml:space="preserve"> </w:t>
-      </w:r>
-      <w:r>
-        <w:rPr>
-          <w:rFonts w:ascii="宋体" w:eastAsia="宋体" w:hAnsi="宋体"/>
+        <w:t>【下划线】</w:t>
+      </w:r>
+    </w:p>
+    <w:p>
+      <w:pPr>
+        <w:rPr>
+          <w:rFonts w:ascii="宋体" w:eastAsia="宋体" w:hAnsi="宋体"/>
+        </w:rPr>
+      </w:pPr>
+      <w:r>
+        <w:rPr>
+          <w:rFonts w:ascii="宋体" w:eastAsia="宋体" w:hAnsi="宋体" w:hint="eastAsia"/>
+        </w:rPr>
+        <w:t>内容：</w:t>
+      </w:r>
+    </w:p>
+    <w:p>
+      <w:pPr>
+        <w:rPr>
+          <w:rFonts w:ascii="宋体" w:eastAsia="宋体" w:hAnsi="宋体"/>
+        </w:rPr>
+      </w:pPr>
+      <w:r>
+        <w:rPr>
+          <w:rFonts w:ascii="宋体" w:eastAsia="宋体" w:hAnsi="宋体" w:hint="eastAsia"/>
+        </w:rPr>
+        <w:t>什么是网页爬虫？</w:t>
+      </w:r>
+    </w:p>
+    <w:p>
+      <w:pPr>
+        <w:rPr>
+          <w:rFonts w:ascii="宋体" w:eastAsia="宋体" w:hAnsi="宋体"/>
+        </w:rPr>
+      </w:pPr>
+      <w:r>
+        <w:rPr>
+          <w:rFonts w:ascii="宋体" w:eastAsia="宋体" w:hAnsi="宋体" w:hint="eastAsia"/>
+        </w:rPr>
+        <w:t>网页爬虫的工作流程和基本结构。</w:t>
+      </w:r>
+    </w:p>
+    <w:p>
+      <w:pPr>
+        <w:rPr>
+          <w:rFonts w:ascii="宋体" w:eastAsia="宋体" w:hAnsi="宋体"/>
+        </w:rPr>
+      </w:pPr>
+      <w:r>
+        <w:rPr>
+          <w:rFonts w:ascii="宋体" w:eastAsia="宋体" w:hAnsi="宋体" w:hint="eastAsia"/>
+        </w:rPr>
+        <w:t>机器人协议（</w:t>
+      </w:r>
+      <w:r>
+        <w:rPr>
+          <w:rFonts w:ascii="宋体" w:eastAsia="宋体" w:hAnsi="宋体"/>
+        </w:rPr>
+        <w:t>robots.txt）的作用和遵守方法。</w:t>
+      </w:r>
+    </w:p>
+    <w:p>
+      <w:pPr>
+        <w:rPr>
+          <w:rFonts w:ascii="宋体" w:eastAsia="宋体" w:hAnsi="宋体"/>
+        </w:rPr>
+      </w:pPr>
+    </w:p>
+    <w:p>
+      <w:pPr>
+        <w:rPr>
+          <w:rFonts w:ascii="宋体" w:eastAsia="宋体" w:hAnsi="宋体"/>
+          <w:b/>
+          <w:sz w:val="24"/>
+        </w:rPr>
+      </w:pPr>
+      <w:r>
+        <w:rPr>
+          <w:rFonts w:ascii="宋体" w:eastAsia="宋体" w:hAnsi="宋体" w:hint="eastAsia"/>
+          <w:b/>
+          <w:sz w:val="24"/>
+        </w:rPr>
+        <w:t>常用网页爬虫工具简介</w:t>
+      </w:r>
+    </w:p>
+    <w:p>
+      <w:pPr>
+        <w:rPr>
+          <w:rFonts w:ascii="宋体" w:eastAsia="宋体" w:hAnsi="宋体"/>
+        </w:rPr>
+      </w:pPr>
+      <w:r>
+        <w:rPr>
+          <w:rFonts w:ascii="宋体" w:eastAsia="宋体" w:hAnsi="宋体" w:hint="eastAsia"/>
+        </w:rPr>
+        <w:t>学习目标</w:t>
+      </w:r>
+      <w:r>
+        <w:rPr>
+          <w:rFonts w:ascii="宋体" w:eastAsia="宋体" w:hAnsi="宋体" w:hint="eastAsia"/>
+          <w:sz w:val="24"/>
+        </w:rPr>
+        <w:t>：</w:t>
+      </w:r>
+      <w:r>
+        <w:rPr>
+          <w:rFonts w:ascii="宋体" w:eastAsia="宋体" w:hAnsi="宋体" w:hint="eastAsia"/>
           <w:sz w:val="24"/>
           <w:u w:val="single"/>
         </w:rPr>
-        <w:t xml:space="preserve">    </w:t>
+        <w:t>【下划线】</w:t>
+      </w:r>
+    </w:p>
+    <w:p>
+      <w:pPr>
+        <w:rPr>
+          <w:rFonts w:ascii="宋体" w:eastAsia="宋体" w:hAnsi="宋体"/>
+        </w:rPr>
+      </w:pPr>
+      <w:r>
+        <w:rPr>
+          <w:rFonts w:ascii="宋体" w:eastAsia="宋体" w:hAnsi="宋体" w:hint="eastAsia"/>
+        </w:rPr>
+        <w:t>内容：</w:t>
+      </w:r>
+    </w:p>
+    <w:p>
+      <w:pPr>
+        <w:rPr>
+          <w:rFonts w:ascii="宋体" w:eastAsia="宋体" w:hAnsi="宋体"/>
+        </w:rPr>
+      </w:pPr>
+      <w:proofErr w:type="spellStart"/>
+      <w:r>
+        <w:rPr>
+          <w:rFonts w:ascii="宋体" w:eastAsia="宋体" w:hAnsi="宋体"/>
+        </w:rPr>
+        <w:t>BeautifulSoup</w:t>
+      </w:r>
+      <w:proofErr w:type="spellEnd"/>
+      <w:r>
+        <w:rPr>
+          <w:rFonts w:ascii="宋体" w:eastAsia="宋体" w:hAnsi="宋体"/>
+        </w:rPr>
+        <w:t>：用于解析HTML和XML文档。</w:t>
+      </w:r>
+    </w:p>
+    <w:p>
+      <w:pPr>
+        <w:rPr>
+          <w:rFonts w:ascii="宋体" w:eastAsia="宋体" w:hAnsi="宋体"/>
+        </w:rPr>
+      </w:pPr>
+      <w:r>
+        <w:rPr>
+          <w:rFonts w:ascii="宋体" w:eastAsia="宋体" w:hAnsi="宋体"/>
+        </w:rPr>
+        <w:t>Scrapy：一个快速、高效的网页爬虫框架。</w:t>
+      </w:r>
+    </w:p>
+    <w:p>
+      <w:pPr>
+        <w:rPr>
+          <w:rFonts w:ascii="宋体" w:eastAsia="宋体" w:hAnsi="宋体"/>
+        </w:rPr>
+      </w:pPr>
+      <w:r>
+        <w:rPr>
+          <w:rFonts w:ascii="宋体" w:eastAsia="宋体" w:hAnsi="宋体"/>
+        </w:rPr>
+        <w:t>Selenium：用于模拟浏览器操作，处理动态网页。</w:t>
+      </w:r>
+    </w:p>
+    <w:p>
+      <w:pPr>
+        <w:rPr>
+          <w:rFonts w:ascii="宋体" w:eastAsia="宋体" w:hAnsi="宋体"/>
+        </w:rPr>
+      </w:pPr>
+    </w:p>
+    <w:p>
+      <w:pPr>
+        <w:rPr>
+          <w:rFonts w:ascii="宋体" w:eastAsia="宋体" w:hAnsi="宋体"/>
+          <w:b/>
+          <w:sz w:val="24"/>
+        </w:rPr>
+      </w:pPr>
+      <w:r>
+        <w:rPr>
+          <w:rFonts w:ascii="宋体" w:eastAsia="宋体" w:hAnsi="宋体" w:hint="eastAsia"/>
+          <w:b/>
+          <w:sz w:val="24"/>
+        </w:rPr>
+        <w:t>环境搭建与工具安装</w:t>
+      </w:r>
+    </w:p>
+    <w:p>
+      <w:pPr>
+        <w:rPr>
+          <w:rFonts w:ascii="宋体" w:eastAsia="宋体" w:hAnsi="宋体"/>
+        </w:rPr>
+      </w:pPr>
+      <w:r>
+        <w:rPr>
+          <w:rFonts w:ascii="宋体" w:eastAsia="宋体" w:hAnsi="宋体" w:hint="eastAsia"/>
+        </w:rPr>
+        <w:t>学习目标：掌握网页爬虫工具的安装和环境配置。</w:t>
+      </w:r>
+    </w:p>
+    <w:p>
+      <w:pPr>
+        <w:rPr>
+          <w:rFonts w:ascii="宋体" w:eastAsia="宋体" w:hAnsi="宋体"/>
+        </w:rPr>
+      </w:pPr>
+      <w:r>
+        <w:rPr>
+          <w:rFonts w:ascii="宋体" w:eastAsia="宋体" w:hAnsi="宋体" w:hint="eastAsia"/>
+        </w:rPr>
+        <w:t>内容：</w:t>
+      </w:r>
+    </w:p>
+    <w:p>
+      <w:pPr>
+        <w:rPr>
+          <w:rFonts w:ascii="宋体" w:eastAsia="宋体" w:hAnsi="宋体"/>
+        </w:rPr>
+      </w:pPr>
+      <w:r>
+        <w:rPr>
+          <w:rFonts w:ascii="宋体" w:eastAsia="宋体" w:hAnsi="宋体" w:hint="eastAsia"/>
+        </w:rPr>
+        <w:t>安装</w:t>
+      </w:r>
+      <w:r>
+        <w:rPr>
+          <w:rFonts w:ascii="宋体" w:eastAsia="宋体" w:hAnsi="宋体"/>
+        </w:rPr>
+        <w:t>Python和pip包管理工具。</w:t>
+      </w:r>
+    </w:p>
+    <w:p>
+      <w:pPr>
+        <w:rPr>
+          <w:rFonts w:ascii="宋体" w:eastAsia="宋体" w:hAnsi="宋体"/>
+        </w:rPr>
+      </w:pPr>
+      <w:r>
+        <w:rPr>
+          <w:rFonts w:ascii="宋体" w:eastAsia="宋体" w:hAnsi="宋体" w:hint="eastAsia"/>
+        </w:rPr>
+        <w:t>安装并配置</w:t>
+      </w:r>
+      <w:proofErr w:type="spellStart"/>
+      <w:r>
+        <w:rPr>
+          <w:rFonts w:ascii="宋体" w:eastAsia="宋体" w:hAnsi="宋体"/>
+        </w:rPr>
+        <w:t>BeautifulSoup</w:t>
+      </w:r>
+      <w:proofErr w:type="spellEnd"/>
+      <w:r>
+        <w:rPr>
+          <w:rFonts w:ascii="宋体" w:eastAsia="宋体" w:hAnsi="宋体"/>
+        </w:rPr>
+        <w:t>、Scrapy、Selenium。</w:t>
+      </w:r>
+    </w:p>
+    <w:p>
+      <w:pPr>
+        <w:rPr>
+          <w:rFonts w:ascii="宋体" w:eastAsia="宋体" w:hAnsi="宋体"/>
+        </w:rPr>
+      </w:pPr>
+    </w:p>
+    <w:p>
+      <w:pPr>
+        <w:rPr>
+          <w:rFonts w:ascii="宋体" w:eastAsia="宋体" w:hAnsi="宋体"/>
+          <w:b/>
+          <w:sz w:val="24"/>
+        </w:rPr>
+      </w:pPr>
+      <w:r>
+        <w:rPr>
+          <w:rFonts w:ascii="宋体" w:eastAsia="宋体" w:hAnsi="宋体" w:hint="eastAsia"/>
+          <w:b/>
+          <w:sz w:val="24"/>
+        </w:rPr>
+        <w:t>网页数据解析</w:t>
+      </w:r>
+    </w:p>
+    <w:p>
+      <w:pPr>
+        <w:rPr>
+          <w:rFonts w:ascii="宋体" w:eastAsia="宋体" w:hAnsi="宋体"/>
+        </w:rPr>
+      </w:pPr>
+      <w:r>
+        <w:rPr>
+          <w:rFonts w:ascii="宋体" w:eastAsia="宋体" w:hAnsi="宋体" w:hint="eastAsia"/>
+        </w:rPr>
+        <w:t>学习目标</w:t>
+      </w:r>
+      <w:r>
+        <w:rPr>
+          <w:rFonts w:ascii="宋体" w:eastAsia="宋体" w:hAnsi="宋体" w:hint="eastAsia"/>
+          <w:sz w:val="24"/>
+        </w:rPr>
+        <w:t>：</w:t>
       </w:r>
       <w:r>
         <w:rPr>
@@ -153,15 +455,367 @@
           <w:sz w:val="24"/>
           <w:u w:val="single"/>
         </w:rPr>
-        <w:t xml:space="preserve"> </w:t>
-      </w:r>
-      <w:r>
-        <w:rPr>
-          <w:rFonts w:ascii="宋体" w:eastAsia="宋体" w:hAnsi="宋体"/>
+        <w:t>【下划线】</w:t>
+      </w:r>
+    </w:p>
+    <w:p>
+      <w:pPr>
+        <w:rPr>
+          <w:rFonts w:ascii="宋体" w:eastAsia="宋体" w:hAnsi="宋体"/>
+        </w:rPr>
+      </w:pPr>
+      <w:r>
+        <w:rPr>
+          <w:rFonts w:ascii="宋体" w:eastAsia="宋体" w:hAnsi="宋体" w:hint="eastAsia"/>
+        </w:rPr>
+        <w:t>内容：</w:t>
+      </w:r>
+    </w:p>
+    <w:p>
+      <w:pPr>
+        <w:rPr>
+          <w:rFonts w:ascii="宋体" w:eastAsia="宋体" w:hAnsi="宋体"/>
+        </w:rPr>
+      </w:pPr>
+      <w:r>
+        <w:rPr>
+          <w:rFonts w:ascii="宋体" w:eastAsia="宋体" w:hAnsi="宋体" w:hint="eastAsia"/>
+        </w:rPr>
+        <w:t>使用</w:t>
+      </w:r>
+      <w:proofErr w:type="spellStart"/>
+      <w:r>
+        <w:rPr>
+          <w:rFonts w:ascii="宋体" w:eastAsia="宋体" w:hAnsi="宋体"/>
+        </w:rPr>
+        <w:t>BeautifulSoup</w:t>
+      </w:r>
+      <w:proofErr w:type="spellEnd"/>
+      <w:r>
+        <w:rPr>
+          <w:rFonts w:ascii="宋体" w:eastAsia="宋体" w:hAnsi="宋体"/>
+        </w:rPr>
+        <w:t>进行HTML解析。</w:t>
+      </w:r>
+    </w:p>
+    <w:p>
+      <w:pPr>
+        <w:rPr>
+          <w:rFonts w:ascii="宋体" w:eastAsia="宋体" w:hAnsi="宋体"/>
+        </w:rPr>
+      </w:pPr>
+      <w:r>
+        <w:rPr>
+          <w:rFonts w:ascii="宋体" w:eastAsia="宋体" w:hAnsi="宋体" w:hint="eastAsia"/>
+        </w:rPr>
+        <w:t>使用</w:t>
+      </w:r>
+      <w:r>
+        <w:rPr>
+          <w:rFonts w:ascii="宋体" w:eastAsia="宋体" w:hAnsi="宋体"/>
+        </w:rPr>
+        <w:t>XPath和CSS选择器提取数据。</w:t>
+      </w:r>
+    </w:p>
+    <w:p>
+      <w:pPr>
+        <w:rPr>
+          <w:rFonts w:ascii="宋体" w:eastAsia="宋体" w:hAnsi="宋体"/>
+        </w:rPr>
+      </w:pPr>
+      <w:r>
+        <w:rPr>
+          <w:rFonts w:ascii="宋体" w:eastAsia="宋体" w:hAnsi="宋体" w:hint="eastAsia"/>
+        </w:rPr>
+        <w:t>实践操作：解析一个简单的网页数据。</w:t>
+      </w:r>
+    </w:p>
+    <w:p>
+      <w:pPr>
+        <w:rPr>
+          <w:rFonts w:ascii="宋体" w:eastAsia="宋体" w:hAnsi="宋体"/>
+        </w:rPr>
+      </w:pPr>
+    </w:p>
+    <w:p>
+      <w:pPr>
+        <w:rPr>
+          <w:rFonts w:ascii="宋体" w:eastAsia="宋体" w:hAnsi="宋体"/>
+          <w:b/>
+          <w:sz w:val="24"/>
+        </w:rPr>
+      </w:pPr>
+      <w:r>
+        <w:rPr>
+          <w:rFonts w:ascii="宋体" w:eastAsia="宋体" w:hAnsi="宋体" w:hint="eastAsia"/>
+          <w:b/>
+          <w:sz w:val="24"/>
+        </w:rPr>
+        <w:t>动态网页处理</w:t>
+      </w:r>
+    </w:p>
+    <w:p>
+      <w:pPr>
+        <w:rPr>
+          <w:rFonts w:ascii="宋体" w:eastAsia="宋体" w:hAnsi="宋体"/>
+        </w:rPr>
+      </w:pPr>
+      <w:r>
+        <w:rPr>
+          <w:rFonts w:ascii="宋体" w:eastAsia="宋体" w:hAnsi="宋体" w:hint="eastAsia"/>
+        </w:rPr>
+        <w:t>学习目标：掌握处理动态网页的方法。</w:t>
+      </w:r>
+    </w:p>
+    <w:p>
+      <w:pPr>
+        <w:rPr>
+          <w:rFonts w:ascii="宋体" w:eastAsia="宋体" w:hAnsi="宋体"/>
+        </w:rPr>
+      </w:pPr>
+      <w:r>
+        <w:rPr>
+          <w:rFonts w:ascii="宋体" w:eastAsia="宋体" w:hAnsi="宋体" w:hint="eastAsia"/>
+        </w:rPr>
+        <w:t>内容：</w:t>
+      </w:r>
+    </w:p>
+    <w:p>
+      <w:pPr>
+        <w:rPr>
+          <w:rFonts w:ascii="宋体" w:eastAsia="宋体" w:hAnsi="宋体"/>
+        </w:rPr>
+      </w:pPr>
+      <w:r>
+        <w:rPr>
+          <w:rFonts w:ascii="宋体" w:eastAsia="宋体" w:hAnsi="宋体" w:hint="eastAsia"/>
+        </w:rPr>
+        <w:t>使用</w:t>
+      </w:r>
+      <w:r>
+        <w:rPr>
+          <w:rFonts w:ascii="宋体" w:eastAsia="宋体" w:hAnsi="宋体"/>
+        </w:rPr>
+        <w:t>Selenium模拟浏览器操作。</w:t>
+      </w:r>
+    </w:p>
+    <w:p>
+      <w:pPr>
+        <w:rPr>
+          <w:rFonts w:ascii="宋体" w:eastAsia="宋体" w:hAnsi="宋体"/>
+        </w:rPr>
+      </w:pPr>
+      <w:r>
+        <w:rPr>
+          <w:rFonts w:ascii="宋体" w:eastAsia="宋体" w:hAnsi="宋体" w:hint="eastAsia"/>
+        </w:rPr>
+        <w:t>处理动态加载的数据，如</w:t>
+      </w:r>
+      <w:r>
+        <w:rPr>
+          <w:rFonts w:ascii="宋体" w:eastAsia="宋体" w:hAnsi="宋体"/>
+        </w:rPr>
+        <w:t>Ajax请求。</w:t>
+      </w:r>
+    </w:p>
+    <w:p>
+      <w:pPr>
+        <w:rPr>
+          <w:rFonts w:ascii="宋体" w:eastAsia="宋体" w:hAnsi="宋体"/>
+        </w:rPr>
+      </w:pPr>
+      <w:r>
+        <w:rPr>
+          <w:rFonts w:ascii="宋体" w:eastAsia="宋体" w:hAnsi="宋体" w:hint="eastAsia"/>
+        </w:rPr>
+        <w:t>实践操作：</w:t>
+      </w:r>
+      <w:proofErr w:type="gramStart"/>
+      <w:r>
+        <w:rPr>
+          <w:rFonts w:ascii="宋体" w:eastAsia="宋体" w:hAnsi="宋体" w:hint="eastAsia"/>
+        </w:rPr>
+        <w:t>爬取一个</w:t>
+      </w:r>
+      <w:proofErr w:type="gramEnd"/>
+      <w:r>
+        <w:rPr>
+          <w:rFonts w:ascii="宋体" w:eastAsia="宋体" w:hAnsi="宋体" w:hint="eastAsia"/>
+        </w:rPr>
+        <w:t>动态加载的网页数据。</w:t>
+      </w:r>
+    </w:p>
+    <w:p>
+      <w:pPr>
+        <w:rPr>
+          <w:rFonts w:ascii="宋体" w:eastAsia="宋体" w:hAnsi="宋体"/>
+        </w:rPr>
+      </w:pPr>
+    </w:p>
+    <w:p>
+      <w:pPr>
+        <w:rPr>
+          <w:rFonts w:ascii="宋体" w:eastAsia="宋体" w:hAnsi="宋体"/>
+          <w:b/>
+          <w:sz w:val="24"/>
+        </w:rPr>
+      </w:pPr>
+      <w:r>
+        <w:rPr>
+          <w:rFonts w:ascii="宋体" w:eastAsia="宋体" w:hAnsi="宋体"/>
+          <w:b/>
+          <w:sz w:val="24"/>
+        </w:rPr>
+        <w:t>Scrapy框架实战</w:t>
+      </w:r>
+    </w:p>
+    <w:p>
+      <w:pPr>
+        <w:rPr>
+          <w:rFonts w:ascii="宋体" w:eastAsia="宋体" w:hAnsi="宋体"/>
+        </w:rPr>
+      </w:pPr>
+      <w:r>
+        <w:rPr>
+          <w:rFonts w:ascii="宋体" w:eastAsia="宋体" w:hAnsi="宋体" w:hint="eastAsia"/>
+        </w:rPr>
+        <w:t>学习目标</w:t>
+      </w:r>
+      <w:r>
+        <w:rPr>
+          <w:rFonts w:ascii="宋体" w:eastAsia="宋体" w:hAnsi="宋体" w:hint="eastAsia"/>
+          <w:sz w:val="24"/>
+        </w:rPr>
+        <w:t>：</w:t>
+      </w:r>
+      <w:r>
+        <w:rPr>
+          <w:rFonts w:ascii="宋体" w:eastAsia="宋体" w:hAnsi="宋体" w:hint="eastAsia"/>
           <w:sz w:val="24"/>
           <w:u w:val="single"/>
         </w:rPr>
-        <w:t xml:space="preserve">    </w:t>
+        <w:t>【下划线】</w:t>
+      </w:r>
+    </w:p>
+    <w:p>
+      <w:pPr>
+        <w:rPr>
+          <w:rFonts w:ascii="宋体" w:eastAsia="宋体" w:hAnsi="宋体"/>
+        </w:rPr>
+      </w:pPr>
+      <w:r>
+        <w:rPr>
+          <w:rFonts w:ascii="宋体" w:eastAsia="宋体" w:hAnsi="宋体" w:hint="eastAsia"/>
+        </w:rPr>
+        <w:t>内容：</w:t>
+      </w:r>
+    </w:p>
+    <w:p>
+      <w:pPr>
+        <w:rPr>
+          <w:rFonts w:ascii="宋体" w:eastAsia="宋体" w:hAnsi="宋体"/>
+        </w:rPr>
+      </w:pPr>
+      <w:r>
+        <w:rPr>
+          <w:rFonts w:ascii="宋体" w:eastAsia="宋体" w:hAnsi="宋体"/>
+        </w:rPr>
+        <w:t>Scrapy项目的创建和基本配置。</w:t>
+      </w:r>
+    </w:p>
+    <w:p>
+      <w:pPr>
+        <w:rPr>
+          <w:rFonts w:ascii="宋体" w:eastAsia="宋体" w:hAnsi="宋体"/>
+        </w:rPr>
+      </w:pPr>
+      <w:r>
+        <w:rPr>
+          <w:rFonts w:ascii="宋体" w:eastAsia="宋体" w:hAnsi="宋体" w:hint="eastAsia"/>
+        </w:rPr>
+        <w:t>编写爬虫脚本，设置抓取规则。</w:t>
+      </w:r>
+    </w:p>
+    <w:p>
+      <w:pPr>
+        <w:rPr>
+          <w:rFonts w:ascii="宋体" w:eastAsia="宋体" w:hAnsi="宋体"/>
+        </w:rPr>
+      </w:pPr>
+      <w:r>
+        <w:rPr>
+          <w:rFonts w:ascii="宋体" w:eastAsia="宋体" w:hAnsi="宋体" w:hint="eastAsia"/>
+        </w:rPr>
+        <w:t>数据存储与导出：将数据保存为</w:t>
+      </w:r>
+      <w:r>
+        <w:rPr>
+          <w:rFonts w:ascii="宋体" w:eastAsia="宋体" w:hAnsi="宋体"/>
+        </w:rPr>
+        <w:t>CSV、JSON等格式。</w:t>
+      </w:r>
+    </w:p>
+    <w:p>
+      <w:pPr>
+        <w:rPr>
+          <w:rFonts w:ascii="宋体" w:eastAsia="宋体" w:hAnsi="宋体"/>
+        </w:rPr>
+      </w:pPr>
+      <w:r>
+        <w:rPr>
+          <w:rFonts w:ascii="宋体" w:eastAsia="宋体" w:hAnsi="宋体" w:hint="eastAsia"/>
+        </w:rPr>
+        <w:t>实践操作：构建一个</w:t>
+      </w:r>
+      <w:r>
+        <w:rPr>
+          <w:rFonts w:ascii="宋体" w:eastAsia="宋体" w:hAnsi="宋体"/>
+        </w:rPr>
+        <w:t>Scrapy爬虫项目，获取上市公司财务报告。</w:t>
+      </w:r>
+    </w:p>
+    <w:p>
+      <w:pPr>
+        <w:rPr>
+          <w:rFonts w:ascii="宋体" w:eastAsia="宋体" w:hAnsi="宋体"/>
+        </w:rPr>
+      </w:pPr>
+    </w:p>
+    <w:p>
+      <w:pPr>
+        <w:rPr>
+          <w:rFonts w:ascii="宋体" w:eastAsia="宋体" w:hAnsi="宋体"/>
+          <w:b/>
+          <w:sz w:val="24"/>
+        </w:rPr>
+      </w:pPr>
+      <w:r>
+        <w:rPr>
+          <w:rFonts w:ascii="宋体" w:eastAsia="宋体" w:hAnsi="宋体" w:hint="eastAsia"/>
+          <w:b/>
+          <w:sz w:val="24"/>
+        </w:rPr>
+        <w:t>数据清洗与处理</w:t>
+      </w:r>
+    </w:p>
+    <w:p>
+      <w:pPr>
+        <w:rPr>
+          <w:rFonts w:ascii="宋体" w:eastAsia="宋体" w:hAnsi="宋体"/>
+        </w:rPr>
+      </w:pPr>
+      <w:r>
+        <w:rPr>
+          <w:rFonts w:ascii="宋体" w:eastAsia="宋体" w:hAnsi="宋体" w:hint="eastAsia"/>
+        </w:rPr>
+        <w:t>学习目标</w:t>
+      </w:r>
+      <w:r>
+        <w:rPr>
+          <w:rFonts w:ascii="宋体" w:eastAsia="宋体" w:hAnsi="宋体" w:hint="eastAsia"/>
+          <w:sz w:val="24"/>
+        </w:rPr>
+        <w:t>：</w:t>
       </w:r>
       <w:r>
         <w:rPr>
@@ -169,911 +823,7 @@
           <w:sz w:val="24"/>
           <w:u w:val="single"/>
         </w:rPr>
-        <w:t xml:space="preserve"> </w:t>
-      </w:r>
-      <w:r>
-        <w:rPr>
-          <w:rFonts w:ascii="宋体" w:eastAsia="宋体" w:hAnsi="宋体"/>
-          <w:sz w:val="24"/>
-          <w:u w:val="single"/>
-        </w:rPr>
-        <w:t xml:space="preserve">    </w:t>
-      </w:r>
-    </w:p>
-    <w:p>
-      <w:pPr>
-        <w:rPr>
-          <w:rFonts w:ascii="宋体" w:eastAsia="宋体" w:hAnsi="宋体"/>
-        </w:rPr>
-      </w:pPr>
-      <w:r>
-        <w:rPr>
-          <w:rFonts w:ascii="宋体" w:eastAsia="宋体" w:hAnsi="宋体" w:hint="eastAsia"/>
-        </w:rPr>
-        <w:t>内容：</w:t>
-      </w:r>
-    </w:p>
-    <w:p>
-      <w:pPr>
-        <w:rPr>
-          <w:rFonts w:ascii="宋体" w:eastAsia="宋体" w:hAnsi="宋体"/>
-        </w:rPr>
-      </w:pPr>
-      <w:r>
-        <w:rPr>
-          <w:rFonts w:ascii="宋体" w:eastAsia="宋体" w:hAnsi="宋体" w:hint="eastAsia"/>
-        </w:rPr>
-        <w:t>什么是网页爬虫？</w:t>
-      </w:r>
-    </w:p>
-    <w:p>
-      <w:pPr>
-        <w:rPr>
-          <w:rFonts w:ascii="宋体" w:eastAsia="宋体" w:hAnsi="宋体"/>
-        </w:rPr>
-      </w:pPr>
-      <w:r>
-        <w:rPr>
-          <w:rFonts w:ascii="宋体" w:eastAsia="宋体" w:hAnsi="宋体" w:hint="eastAsia"/>
-        </w:rPr>
-        <w:t>网页爬虫的工作流程和基本结构。</w:t>
-      </w:r>
-    </w:p>
-    <w:p>
-      <w:pPr>
-        <w:rPr>
-          <w:rFonts w:ascii="宋体" w:eastAsia="宋体" w:hAnsi="宋体"/>
-        </w:rPr>
-      </w:pPr>
-      <w:r>
-        <w:rPr>
-          <w:rFonts w:ascii="宋体" w:eastAsia="宋体" w:hAnsi="宋体" w:hint="eastAsia"/>
-        </w:rPr>
-        <w:t>机器人协议（</w:t>
-      </w:r>
-      <w:r>
-        <w:rPr>
-          <w:rFonts w:ascii="宋体" w:eastAsia="宋体" w:hAnsi="宋体"/>
-        </w:rPr>
-        <w:t>robots.txt）的作用和遵守方法。</w:t>
-      </w:r>
-    </w:p>
-    <w:p>
-      <w:pPr>
-        <w:rPr>
-          <w:rFonts w:ascii="宋体" w:eastAsia="宋体" w:hAnsi="宋体"/>
-        </w:rPr>
-      </w:pPr>
-    </w:p>
-    <w:p>
-      <w:pPr>
-        <w:rPr>
-          <w:rFonts w:ascii="宋体" w:eastAsia="宋体" w:hAnsi="宋体"/>
-          <w:b/>
-          <w:sz w:val="24"/>
-        </w:rPr>
-      </w:pPr>
-      <w:r>
-        <w:rPr>
-          <w:rFonts w:ascii="宋体" w:eastAsia="宋体" w:hAnsi="宋体" w:hint="eastAsia"/>
-          <w:b/>
-          <w:sz w:val="24"/>
-        </w:rPr>
-        <w:t>常用网页爬虫工具简介</w:t>
-      </w:r>
-    </w:p>
-    <w:p>
-      <w:pPr>
-        <w:rPr>
-          <w:rFonts w:ascii="宋体" w:eastAsia="宋体" w:hAnsi="宋体"/>
-        </w:rPr>
-      </w:pPr>
-      <w:r>
-        <w:rPr>
-          <w:rFonts w:ascii="宋体" w:eastAsia="宋体" w:hAnsi="宋体" w:hint="eastAsia"/>
-        </w:rPr>
-        <w:t>学习目标</w:t>
-      </w:r>
-      <w:r>
-        <w:rPr>
-          <w:rFonts w:ascii="宋体" w:eastAsia="宋体" w:hAnsi="宋体" w:hint="eastAsia"/>
-          <w:sz w:val="24"/>
-        </w:rPr>
-        <w:t>：</w:t>
-      </w:r>
-      <w:r>
-        <w:rPr>
-          <w:rFonts w:ascii="宋体" w:eastAsia="宋体" w:hAnsi="宋体" w:hint="eastAsia"/>
-          <w:sz w:val="24"/>
-          <w:u w:val="single"/>
-        </w:rPr>
-        <w:t xml:space="preserve"> </w:t>
-      </w:r>
-      <w:r>
-        <w:rPr>
-          <w:rFonts w:ascii="宋体" w:eastAsia="宋体" w:hAnsi="宋体"/>
-          <w:sz w:val="24"/>
-          <w:u w:val="single"/>
-        </w:rPr>
-        <w:t xml:space="preserve">    </w:t>
-      </w:r>
-      <w:r>
-        <w:rPr>
-          <w:rFonts w:ascii="宋体" w:eastAsia="宋体" w:hAnsi="宋体" w:hint="eastAsia"/>
-          <w:sz w:val="24"/>
-          <w:u w:val="single"/>
-        </w:rPr>
-        <w:t xml:space="preserve"> </w:t>
-      </w:r>
-      <w:r>
-        <w:rPr>
-          <w:rFonts w:ascii="宋体" w:eastAsia="宋体" w:hAnsi="宋体"/>
-          <w:sz w:val="24"/>
-          <w:u w:val="single"/>
-        </w:rPr>
-        <w:t xml:space="preserve">    </w:t>
-      </w:r>
-      <w:r>
-        <w:rPr>
-          <w:rFonts w:ascii="宋体" w:eastAsia="宋体" w:hAnsi="宋体" w:hint="eastAsia"/>
-          <w:sz w:val="24"/>
-          <w:u w:val="single"/>
-        </w:rPr>
-        <w:t xml:space="preserve"> </w:t>
-      </w:r>
-      <w:r>
-        <w:rPr>
-          <w:rFonts w:ascii="宋体" w:eastAsia="宋体" w:hAnsi="宋体"/>
-          <w:sz w:val="24"/>
-          <w:u w:val="single"/>
-        </w:rPr>
-        <w:t xml:space="preserve">    </w:t>
-      </w:r>
-    </w:p>
-    <w:p>
-      <w:pPr>
-        <w:rPr>
-          <w:rFonts w:ascii="宋体" w:eastAsia="宋体" w:hAnsi="宋体"/>
-        </w:rPr>
-      </w:pPr>
-      <w:r>
-        <w:rPr>
-          <w:rFonts w:ascii="宋体" w:eastAsia="宋体" w:hAnsi="宋体" w:hint="eastAsia"/>
-        </w:rPr>
-        <w:t>内容：</w:t>
-      </w:r>
-    </w:p>
-    <w:p>
-      <w:pPr>
-        <w:rPr>
-          <w:rFonts w:ascii="宋体" w:eastAsia="宋体" w:hAnsi="宋体"/>
-        </w:rPr>
-      </w:pPr>
-      <w:proofErr w:type="spellStart"/>
-      <w:r>
-        <w:rPr>
-          <w:rFonts w:ascii="宋体" w:eastAsia="宋体" w:hAnsi="宋体"/>
-        </w:rPr>
-        <w:t>BeautifulSoup</w:t>
-      </w:r>
-      <w:proofErr w:type="spellEnd"/>
-      <w:r>
-        <w:rPr>
-          <w:rFonts w:ascii="宋体" w:eastAsia="宋体" w:hAnsi="宋体"/>
-        </w:rPr>
-        <w:t>：用于解析HTML和XML文档。</w:t>
-      </w:r>
-    </w:p>
-    <w:p>
-      <w:pPr>
-        <w:rPr>
-          <w:rFonts w:ascii="宋体" w:eastAsia="宋体" w:hAnsi="宋体"/>
-        </w:rPr>
-      </w:pPr>
-      <w:proofErr w:type="spellStart"/>
-      <w:r>
-        <w:rPr>
-          <w:rFonts w:ascii="宋体" w:eastAsia="宋体" w:hAnsi="宋体"/>
-        </w:rPr>
-        <w:t>Scrapy</w:t>
-      </w:r>
-      <w:proofErr w:type="spellEnd"/>
-      <w:r>
-        <w:rPr>
-          <w:rFonts w:ascii="宋体" w:eastAsia="宋体" w:hAnsi="宋体"/>
-        </w:rPr>
-        <w:t>：一个快速、高效的网页爬虫框架。</w:t>
-      </w:r>
-    </w:p>
-    <w:p>
-      <w:pPr>
-        <w:rPr>
-          <w:rFonts w:ascii="宋体" w:eastAsia="宋体" w:hAnsi="宋体"/>
-        </w:rPr>
-      </w:pPr>
-      <w:r>
-        <w:rPr>
-          <w:rFonts w:ascii="宋体" w:eastAsia="宋体" w:hAnsi="宋体"/>
-        </w:rPr>
-        <w:t>Selenium：用于模拟浏览器操作，处理动态网页。</w:t>
-      </w:r>
-    </w:p>
-    <w:p>
-      <w:pPr>
-        <w:rPr>
-          <w:rFonts w:ascii="宋体" w:eastAsia="宋体" w:hAnsi="宋体"/>
-        </w:rPr>
-      </w:pPr>
-    </w:p>
-    <w:p>
-      <w:pPr>
-        <w:rPr>
-          <w:rFonts w:ascii="宋体" w:eastAsia="宋体" w:hAnsi="宋体"/>
-          <w:b/>
-          <w:sz w:val="24"/>
-        </w:rPr>
-      </w:pPr>
-      <w:r>
-        <w:rPr>
-          <w:rFonts w:ascii="宋体" w:eastAsia="宋体" w:hAnsi="宋体" w:hint="eastAsia"/>
-          <w:b/>
-          <w:sz w:val="24"/>
-        </w:rPr>
-        <w:t>环境搭建与工具安装</w:t>
-      </w:r>
-    </w:p>
-    <w:p>
-      <w:pPr>
-        <w:rPr>
-          <w:rFonts w:ascii="宋体" w:eastAsia="宋体" w:hAnsi="宋体"/>
-        </w:rPr>
-      </w:pPr>
-      <w:r>
-        <w:rPr>
-          <w:rFonts w:ascii="宋体" w:eastAsia="宋体" w:hAnsi="宋体" w:hint="eastAsia"/>
-        </w:rPr>
-        <w:t>学习目标：掌握网页爬虫工具的安装和环境配置。</w:t>
-      </w:r>
-    </w:p>
-    <w:p>
-      <w:pPr>
-        <w:rPr>
-          <w:rFonts w:ascii="宋体" w:eastAsia="宋体" w:hAnsi="宋体"/>
-        </w:rPr>
-      </w:pPr>
-      <w:r>
-        <w:rPr>
-          <w:rFonts w:ascii="宋体" w:eastAsia="宋体" w:hAnsi="宋体" w:hint="eastAsia"/>
-        </w:rPr>
-        <w:t>内容：</w:t>
-      </w:r>
-    </w:p>
-    <w:p>
-      <w:pPr>
-        <w:rPr>
-          <w:rFonts w:ascii="宋体" w:eastAsia="宋体" w:hAnsi="宋体"/>
-        </w:rPr>
-      </w:pPr>
-      <w:r>
-        <w:rPr>
-          <w:rFonts w:ascii="宋体" w:eastAsia="宋体" w:hAnsi="宋体" w:hint="eastAsia"/>
-        </w:rPr>
-        <w:t>安装</w:t>
-      </w:r>
-      <w:r>
-        <w:rPr>
-          <w:rFonts w:ascii="宋体" w:eastAsia="宋体" w:hAnsi="宋体"/>
-        </w:rPr>
-        <w:t>Python和pip包管理工具。</w:t>
-      </w:r>
-    </w:p>
-    <w:p>
-      <w:pPr>
-        <w:rPr>
-          <w:rFonts w:ascii="宋体" w:eastAsia="宋体" w:hAnsi="宋体"/>
-        </w:rPr>
-      </w:pPr>
-      <w:r>
-        <w:rPr>
-          <w:rFonts w:ascii="宋体" w:eastAsia="宋体" w:hAnsi="宋体" w:hint="eastAsia"/>
-        </w:rPr>
-        <w:t>安装并配置</w:t>
-      </w:r>
-      <w:proofErr w:type="spellStart"/>
-      <w:r>
-        <w:rPr>
-          <w:rFonts w:ascii="宋体" w:eastAsia="宋体" w:hAnsi="宋体"/>
-        </w:rPr>
-        <w:t>BeautifulSoup</w:t>
-      </w:r>
-      <w:proofErr w:type="spellEnd"/>
-      <w:r>
-        <w:rPr>
-          <w:rFonts w:ascii="宋体" w:eastAsia="宋体" w:hAnsi="宋体"/>
-        </w:rPr>
-        <w:t>、</w:t>
-      </w:r>
-      <w:proofErr w:type="spellStart"/>
-      <w:r>
-        <w:rPr>
-          <w:rFonts w:ascii="宋体" w:eastAsia="宋体" w:hAnsi="宋体"/>
-        </w:rPr>
-        <w:t>Scrapy</w:t>
-      </w:r>
-      <w:proofErr w:type="spellEnd"/>
-      <w:r>
-        <w:rPr>
-          <w:rFonts w:ascii="宋体" w:eastAsia="宋体" w:hAnsi="宋体"/>
-        </w:rPr>
-        <w:t>、Selenium。</w:t>
-      </w:r>
-    </w:p>
-    <w:p>
-      <w:pPr>
-        <w:rPr>
-          <w:rFonts w:ascii="宋体" w:eastAsia="宋体" w:hAnsi="宋体"/>
-        </w:rPr>
-      </w:pPr>
-    </w:p>
-    <w:p>
-      <w:pPr>
-        <w:rPr>
-          <w:rFonts w:ascii="宋体" w:eastAsia="宋体" w:hAnsi="宋体"/>
-          <w:b/>
-          <w:sz w:val="24"/>
-        </w:rPr>
-      </w:pPr>
-      <w:r>
-        <w:rPr>
-          <w:rFonts w:ascii="宋体" w:eastAsia="宋体" w:hAnsi="宋体" w:hint="eastAsia"/>
-          <w:b/>
-          <w:sz w:val="24"/>
-        </w:rPr>
-        <w:t>网页数据解析</w:t>
-      </w:r>
-    </w:p>
-    <w:p>
-      <w:pPr>
-        <w:rPr>
-          <w:rFonts w:ascii="宋体" w:eastAsia="宋体" w:hAnsi="宋体"/>
-        </w:rPr>
-      </w:pPr>
-      <w:r>
-        <w:rPr>
-          <w:rFonts w:ascii="宋体" w:eastAsia="宋体" w:hAnsi="宋体" w:hint="eastAsia"/>
-        </w:rPr>
-        <w:t>学习目标</w:t>
-      </w:r>
-      <w:r>
-        <w:rPr>
-          <w:rFonts w:ascii="宋体" w:eastAsia="宋体" w:hAnsi="宋体" w:hint="eastAsia"/>
-          <w:sz w:val="24"/>
-        </w:rPr>
-        <w:t>：</w:t>
-      </w:r>
-      <w:r>
-        <w:rPr>
-          <w:rFonts w:ascii="宋体" w:eastAsia="宋体" w:hAnsi="宋体" w:hint="eastAsia"/>
-          <w:sz w:val="24"/>
-          <w:u w:val="single"/>
-        </w:rPr>
-        <w:t xml:space="preserve"> </w:t>
-      </w:r>
-      <w:r>
-        <w:rPr>
-          <w:rFonts w:ascii="宋体" w:eastAsia="宋体" w:hAnsi="宋体"/>
-          <w:sz w:val="24"/>
-          <w:u w:val="single"/>
-        </w:rPr>
-        <w:t xml:space="preserve">    </w:t>
-      </w:r>
-      <w:r>
-        <w:rPr>
-          <w:rFonts w:ascii="宋体" w:eastAsia="宋体" w:hAnsi="宋体" w:hint="eastAsia"/>
-          <w:sz w:val="24"/>
-          <w:u w:val="single"/>
-        </w:rPr>
-        <w:t xml:space="preserve"> </w:t>
-      </w:r>
-      <w:r>
-        <w:rPr>
-          <w:rFonts w:ascii="宋体" w:eastAsia="宋体" w:hAnsi="宋体"/>
-          <w:sz w:val="24"/>
-          <w:u w:val="single"/>
-        </w:rPr>
-        <w:t xml:space="preserve">    </w:t>
-      </w:r>
-      <w:r>
-        <w:rPr>
-          <w:rFonts w:ascii="宋体" w:eastAsia="宋体" w:hAnsi="宋体" w:hint="eastAsia"/>
-          <w:sz w:val="24"/>
-          <w:u w:val="single"/>
-        </w:rPr>
-        <w:t xml:space="preserve"> </w:t>
-      </w:r>
-      <w:r>
-        <w:rPr>
-          <w:rFonts w:ascii="宋体" w:eastAsia="宋体" w:hAnsi="宋体"/>
-          <w:sz w:val="24"/>
-          <w:u w:val="single"/>
-        </w:rPr>
-        <w:t xml:space="preserve">    </w:t>
-      </w:r>
-    </w:p>
-    <w:p>
-      <w:pPr>
-        <w:rPr>
-          <w:rFonts w:ascii="宋体" w:eastAsia="宋体" w:hAnsi="宋体"/>
-        </w:rPr>
-      </w:pPr>
-      <w:r>
-        <w:rPr>
-          <w:rFonts w:ascii="宋体" w:eastAsia="宋体" w:hAnsi="宋体" w:hint="eastAsia"/>
-        </w:rPr>
-        <w:t>内容：</w:t>
-      </w:r>
-    </w:p>
-    <w:p>
-      <w:pPr>
-        <w:rPr>
-          <w:rFonts w:ascii="宋体" w:eastAsia="宋体" w:hAnsi="宋体"/>
-        </w:rPr>
-      </w:pPr>
-      <w:r>
-        <w:rPr>
-          <w:rFonts w:ascii="宋体" w:eastAsia="宋体" w:hAnsi="宋体" w:hint="eastAsia"/>
-        </w:rPr>
-        <w:t>使用</w:t>
-      </w:r>
-      <w:proofErr w:type="spellStart"/>
-      <w:r>
-        <w:rPr>
-          <w:rFonts w:ascii="宋体" w:eastAsia="宋体" w:hAnsi="宋体"/>
-        </w:rPr>
-        <w:t>BeautifulSoup</w:t>
-      </w:r>
-      <w:proofErr w:type="spellEnd"/>
-      <w:r>
-        <w:rPr>
-          <w:rFonts w:ascii="宋体" w:eastAsia="宋体" w:hAnsi="宋体"/>
-        </w:rPr>
-        <w:t>进行HTML解析。</w:t>
-      </w:r>
-    </w:p>
-    <w:p>
-      <w:pPr>
-        <w:rPr>
-          <w:rFonts w:ascii="宋体" w:eastAsia="宋体" w:hAnsi="宋体"/>
-        </w:rPr>
-      </w:pPr>
-      <w:r>
-        <w:rPr>
-          <w:rFonts w:ascii="宋体" w:eastAsia="宋体" w:hAnsi="宋体" w:hint="eastAsia"/>
-        </w:rPr>
-        <w:t>使用</w:t>
-      </w:r>
-      <w:r>
-        <w:rPr>
-          <w:rFonts w:ascii="宋体" w:eastAsia="宋体" w:hAnsi="宋体"/>
-        </w:rPr>
-        <w:t>XPath和CSS选择器提取数据。</w:t>
-      </w:r>
-    </w:p>
-    <w:p>
-      <w:pPr>
-        <w:rPr>
-          <w:rFonts w:ascii="宋体" w:eastAsia="宋体" w:hAnsi="宋体"/>
-        </w:rPr>
-      </w:pPr>
-      <w:r>
-        <w:rPr>
-          <w:rFonts w:ascii="宋体" w:eastAsia="宋体" w:hAnsi="宋体" w:hint="eastAsia"/>
-        </w:rPr>
-        <w:t>实践操作：解析一个简单的网页数据。</w:t>
-      </w:r>
-    </w:p>
-    <w:p>
-      <w:pPr>
-        <w:rPr>
-          <w:rFonts w:ascii="宋体" w:eastAsia="宋体" w:hAnsi="宋体"/>
-        </w:rPr>
-      </w:pPr>
-    </w:p>
-    <w:p>
-      <w:pPr>
-        <w:rPr>
-          <w:rFonts w:ascii="宋体" w:eastAsia="宋体" w:hAnsi="宋体"/>
-          <w:b/>
-          <w:sz w:val="24"/>
-        </w:rPr>
-      </w:pPr>
-      <w:r>
-        <w:rPr>
-          <w:rFonts w:ascii="宋体" w:eastAsia="宋体" w:hAnsi="宋体" w:hint="eastAsia"/>
-          <w:b/>
-          <w:sz w:val="24"/>
-        </w:rPr>
-        <w:t>动态网页处理</w:t>
-      </w:r>
-    </w:p>
-    <w:p>
-      <w:pPr>
-        <w:rPr>
-          <w:rFonts w:ascii="宋体" w:eastAsia="宋体" w:hAnsi="宋体"/>
-        </w:rPr>
-      </w:pPr>
-      <w:r>
-        <w:rPr>
-          <w:rFonts w:ascii="宋体" w:eastAsia="宋体" w:hAnsi="宋体" w:hint="eastAsia"/>
-        </w:rPr>
-        <w:t>学习目标：掌握处理动态网页的方法。</w:t>
-      </w:r>
-    </w:p>
-    <w:p>
-      <w:pPr>
-        <w:rPr>
-          <w:rFonts w:ascii="宋体" w:eastAsia="宋体" w:hAnsi="宋体"/>
-        </w:rPr>
-      </w:pPr>
-      <w:r>
-        <w:rPr>
-          <w:rFonts w:ascii="宋体" w:eastAsia="宋体" w:hAnsi="宋体" w:hint="eastAsia"/>
-        </w:rPr>
-        <w:t>内容：</w:t>
-      </w:r>
-    </w:p>
-    <w:p>
-      <w:pPr>
-        <w:rPr>
-          <w:rFonts w:ascii="宋体" w:eastAsia="宋体" w:hAnsi="宋体"/>
-        </w:rPr>
-      </w:pPr>
-      <w:r>
-        <w:rPr>
-          <w:rFonts w:ascii="宋体" w:eastAsia="宋体" w:hAnsi="宋体" w:hint="eastAsia"/>
-        </w:rPr>
-        <w:t>使用</w:t>
-      </w:r>
-      <w:r>
-        <w:rPr>
-          <w:rFonts w:ascii="宋体" w:eastAsia="宋体" w:hAnsi="宋体"/>
-        </w:rPr>
-        <w:t>Selenium模拟浏览器操作。</w:t>
-      </w:r>
-    </w:p>
-    <w:p>
-      <w:pPr>
-        <w:rPr>
-          <w:rFonts w:ascii="宋体" w:eastAsia="宋体" w:hAnsi="宋体"/>
-        </w:rPr>
-      </w:pPr>
-      <w:r>
-        <w:rPr>
-          <w:rFonts w:ascii="宋体" w:eastAsia="宋体" w:hAnsi="宋体" w:hint="eastAsia"/>
-        </w:rPr>
-        <w:t>处理动态加载的数据，如</w:t>
-      </w:r>
-      <w:r>
-        <w:rPr>
-          <w:rFonts w:ascii="宋体" w:eastAsia="宋体" w:hAnsi="宋体"/>
-        </w:rPr>
-        <w:t>Ajax请求。</w:t>
-      </w:r>
-    </w:p>
-    <w:p>
-      <w:pPr>
-        <w:rPr>
-          <w:rFonts w:ascii="宋体" w:eastAsia="宋体" w:hAnsi="宋体"/>
-        </w:rPr>
-      </w:pPr>
-      <w:r>
-        <w:rPr>
-          <w:rFonts w:ascii="宋体" w:eastAsia="宋体" w:hAnsi="宋体" w:hint="eastAsia"/>
-        </w:rPr>
-        <w:t>实践操作：</w:t>
-      </w:r>
-      <w:proofErr w:type="gramStart"/>
-      <w:r>
-        <w:rPr>
-          <w:rFonts w:ascii="宋体" w:eastAsia="宋体" w:hAnsi="宋体" w:hint="eastAsia"/>
-        </w:rPr>
-        <w:t>爬取一个</w:t>
-      </w:r>
-      <w:proofErr w:type="gramEnd"/>
-      <w:r>
-        <w:rPr>
-          <w:rFonts w:ascii="宋体" w:eastAsia="宋体" w:hAnsi="宋体" w:hint="eastAsia"/>
-        </w:rPr>
-        <w:t>动态加载的网页数据。</w:t>
-      </w:r>
-    </w:p>
-    <w:p>
-      <w:pPr>
-        <w:rPr>
-          <w:rFonts w:ascii="宋体" w:eastAsia="宋体" w:hAnsi="宋体"/>
-        </w:rPr>
-      </w:pPr>
-    </w:p>
-    <w:p>
-      <w:pPr>
-        <w:rPr>
-          <w:rFonts w:ascii="宋体" w:eastAsia="宋体" w:hAnsi="宋体"/>
-          <w:b/>
-          <w:sz w:val="24"/>
-        </w:rPr>
-      </w:pPr>
-      <w:proofErr w:type="spellStart"/>
-      <w:r>
-        <w:rPr>
-          <w:rFonts w:ascii="宋体" w:eastAsia="宋体" w:hAnsi="宋体"/>
-          <w:b/>
-          <w:sz w:val="24"/>
-        </w:rPr>
-        <w:t>Scrapy</w:t>
-      </w:r>
-      <w:proofErr w:type="spellEnd"/>
-      <w:r>
-        <w:rPr>
-          <w:rFonts w:ascii="宋体" w:eastAsia="宋体" w:hAnsi="宋体"/>
-          <w:b/>
-          <w:sz w:val="24"/>
-        </w:rPr>
-        <w:t>框架实战</w:t>
-      </w:r>
-    </w:p>
-    <w:p>
-      <w:pPr>
-        <w:rPr>
-          <w:rFonts w:ascii="宋体" w:eastAsia="宋体" w:hAnsi="宋体"/>
-        </w:rPr>
-      </w:pPr>
-      <w:r>
-        <w:rPr>
-          <w:rFonts w:ascii="宋体" w:eastAsia="宋体" w:hAnsi="宋体" w:hint="eastAsia"/>
-        </w:rPr>
-        <w:t>学习目标</w:t>
-      </w:r>
-      <w:r>
-        <w:rPr>
-          <w:rFonts w:ascii="宋体" w:eastAsia="宋体" w:hAnsi="宋体" w:hint="eastAsia"/>
-          <w:sz w:val="24"/>
-        </w:rPr>
-        <w:t>：</w:t>
-      </w:r>
-      <w:r>
-        <w:rPr>
-          <w:rFonts w:ascii="宋体" w:eastAsia="宋体" w:hAnsi="宋体" w:hint="eastAsia"/>
-          <w:sz w:val="24"/>
-          <w:u w:val="single"/>
-        </w:rPr>
-        <w:t xml:space="preserve"> </w:t>
-      </w:r>
-      <w:r>
-        <w:rPr>
-          <w:rFonts w:ascii="宋体" w:eastAsia="宋体" w:hAnsi="宋体"/>
-          <w:sz w:val="24"/>
-          <w:u w:val="single"/>
-        </w:rPr>
-        <w:t xml:space="preserve">    </w:t>
-      </w:r>
-      <w:r>
-        <w:rPr>
-          <w:rFonts w:ascii="宋体" w:eastAsia="宋体" w:hAnsi="宋体" w:hint="eastAsia"/>
-          <w:sz w:val="24"/>
-          <w:u w:val="single"/>
-        </w:rPr>
-        <w:t xml:space="preserve"> </w:t>
-      </w:r>
-      <w:r>
-        <w:rPr>
-          <w:rFonts w:ascii="宋体" w:eastAsia="宋体" w:hAnsi="宋体"/>
-          <w:sz w:val="24"/>
-          <w:u w:val="single"/>
-        </w:rPr>
-        <w:t xml:space="preserve">    </w:t>
-      </w:r>
-      <w:r>
-        <w:rPr>
-          <w:rFonts w:ascii="宋体" w:eastAsia="宋体" w:hAnsi="宋体" w:hint="eastAsia"/>
-          <w:sz w:val="24"/>
-          <w:u w:val="single"/>
-        </w:rPr>
-        <w:t xml:space="preserve"> </w:t>
-      </w:r>
-      <w:r>
-        <w:rPr>
-          <w:rFonts w:ascii="宋体" w:eastAsia="宋体" w:hAnsi="宋体"/>
-          <w:sz w:val="24"/>
-          <w:u w:val="single"/>
-        </w:rPr>
-        <w:t xml:space="preserve">    </w:t>
-      </w:r>
-    </w:p>
-    <w:p>
-      <w:pPr>
-        <w:rPr>
-          <w:rFonts w:ascii="宋体" w:eastAsia="宋体" w:hAnsi="宋体"/>
-        </w:rPr>
-      </w:pPr>
-      <w:r>
-        <w:rPr>
-          <w:rFonts w:ascii="宋体" w:eastAsia="宋体" w:hAnsi="宋体" w:hint="eastAsia"/>
-        </w:rPr>
-        <w:t>内容：</w:t>
-      </w:r>
-    </w:p>
-    <w:p>
-      <w:pPr>
-        <w:rPr>
-          <w:rFonts w:ascii="宋体" w:eastAsia="宋体" w:hAnsi="宋体"/>
-        </w:rPr>
-      </w:pPr>
-      <w:proofErr w:type="spellStart"/>
-      <w:r>
-        <w:rPr>
-          <w:rFonts w:ascii="宋体" w:eastAsia="宋体" w:hAnsi="宋体"/>
-        </w:rPr>
-        <w:t>Scrapy</w:t>
-      </w:r>
-      <w:proofErr w:type="spellEnd"/>
-      <w:r>
-        <w:rPr>
-          <w:rFonts w:ascii="宋体" w:eastAsia="宋体" w:hAnsi="宋体"/>
-        </w:rPr>
-        <w:t>项目的创建和基本配置。</w:t>
-      </w:r>
-    </w:p>
-    <w:p>
-      <w:pPr>
-        <w:rPr>
-          <w:rFonts w:ascii="宋体" w:eastAsia="宋体" w:hAnsi="宋体"/>
-        </w:rPr>
-      </w:pPr>
-      <w:r>
-        <w:rPr>
-          <w:rFonts w:ascii="宋体" w:eastAsia="宋体" w:hAnsi="宋体" w:hint="eastAsia"/>
-        </w:rPr>
-        <w:t>编写爬虫脚本，设置抓取规则。</w:t>
-      </w:r>
-    </w:p>
-    <w:p>
-      <w:pPr>
-        <w:rPr>
-          <w:rFonts w:ascii="宋体" w:eastAsia="宋体" w:hAnsi="宋体"/>
-        </w:rPr>
-      </w:pPr>
-      <w:r>
-        <w:rPr>
-          <w:rFonts w:ascii="宋体" w:eastAsia="宋体" w:hAnsi="宋体" w:hint="eastAsia"/>
-        </w:rPr>
-        <w:t>数据存储与导出：将数据保存为</w:t>
-      </w:r>
-      <w:r>
-        <w:rPr>
-          <w:rFonts w:ascii="宋体" w:eastAsia="宋体" w:hAnsi="宋体"/>
-        </w:rPr>
-        <w:t>CSV、JSON等格式。</w:t>
-      </w:r>
-    </w:p>
-    <w:p>
-      <w:pPr>
-        <w:rPr>
-          <w:rFonts w:ascii="宋体" w:eastAsia="宋体" w:hAnsi="宋体"/>
-        </w:rPr>
-      </w:pPr>
-      <w:r>
-        <w:rPr>
-          <w:rFonts w:ascii="宋体" w:eastAsia="宋体" w:hAnsi="宋体" w:hint="eastAsia"/>
-        </w:rPr>
-        <w:t>实践操作：构建一个</w:t>
-      </w:r>
-      <w:proofErr w:type="spellStart"/>
-      <w:r>
-        <w:rPr>
-          <w:rFonts w:ascii="宋体" w:eastAsia="宋体" w:hAnsi="宋体"/>
-        </w:rPr>
-        <w:t>Scrapy</w:t>
-      </w:r>
-      <w:proofErr w:type="spellEnd"/>
-      <w:r>
-        <w:rPr>
-          <w:rFonts w:ascii="宋体" w:eastAsia="宋体" w:hAnsi="宋体"/>
-        </w:rPr>
-        <w:t>爬虫项目，获取上市公司财务报告。</w:t>
-      </w:r>
-    </w:p>
-    <w:p>
-      <w:pPr>
-        <w:rPr>
-          <w:rFonts w:ascii="宋体" w:eastAsia="宋体" w:hAnsi="宋体"/>
-        </w:rPr>
-      </w:pPr>
-    </w:p>
-    <w:p>
-      <w:pPr>
-        <w:rPr>
-          <w:rFonts w:ascii="宋体" w:eastAsia="宋体" w:hAnsi="宋体"/>
-          <w:b/>
-          <w:sz w:val="24"/>
-        </w:rPr>
-      </w:pPr>
-      <w:r>
-        <w:rPr>
-          <w:rFonts w:ascii="宋体" w:eastAsia="宋体" w:hAnsi="宋体" w:hint="eastAsia"/>
-          <w:b/>
-          <w:sz w:val="24"/>
-        </w:rPr>
-        <w:t>数据清洗与处理</w:t>
-      </w:r>
-    </w:p>
-    <w:p>
-      <w:pPr>
-        <w:rPr>
-          <w:rFonts w:ascii="宋体" w:eastAsia="宋体" w:hAnsi="宋体"/>
-        </w:rPr>
-      </w:pPr>
-      <w:r>
-        <w:rPr>
-          <w:rFonts w:ascii="宋体" w:eastAsia="宋体" w:hAnsi="宋体" w:hint="eastAsia"/>
-        </w:rPr>
-        <w:t>学习目标</w:t>
-      </w:r>
-      <w:bookmarkStart w:id="0" w:name="_GoBack"/>
-      <w:bookmarkEnd w:id="0"/>
-      <w:r>
-        <w:rPr>
-          <w:rFonts w:ascii="宋体" w:eastAsia="宋体" w:hAnsi="宋体" w:hint="eastAsia"/>
-          <w:sz w:val="24"/>
-        </w:rPr>
-        <w:t>：</w:t>
-      </w:r>
-      <w:r>
-        <w:rPr>
-          <w:rFonts w:ascii="宋体" w:eastAsia="宋体" w:hAnsi="宋体" w:hint="eastAsia"/>
-          <w:sz w:val="24"/>
-          <w:u w:val="single"/>
-        </w:rPr>
-        <w:t xml:space="preserve"> </w:t>
-      </w:r>
-      <w:r>
-        <w:rPr>
-          <w:rFonts w:ascii="宋体" w:eastAsia="宋体" w:hAnsi="宋体"/>
-          <w:sz w:val="24"/>
-          <w:u w:val="single"/>
-        </w:rPr>
-        <w:t xml:space="preserve">    </w:t>
-      </w:r>
-      <w:r>
-        <w:rPr>
-          <w:rFonts w:ascii="宋体" w:eastAsia="宋体" w:hAnsi="宋体" w:hint="eastAsia"/>
-          <w:sz w:val="24"/>
-          <w:u w:val="single"/>
-        </w:rPr>
-        <w:t xml:space="preserve"> </w:t>
-      </w:r>
-      <w:r>
-        <w:rPr>
-          <w:rFonts w:ascii="宋体" w:eastAsia="宋体" w:hAnsi="宋体"/>
-          <w:sz w:val="24"/>
-          <w:u w:val="single"/>
-        </w:rPr>
-        <w:t xml:space="preserve">    </w:t>
-      </w:r>
-      <w:r>
-        <w:rPr>
-          <w:rFonts w:ascii="宋体" w:eastAsia="宋体" w:hAnsi="宋体" w:hint="eastAsia"/>
-          <w:sz w:val="24"/>
-          <w:u w:val="single"/>
-        </w:rPr>
-        <w:t xml:space="preserve"> </w:t>
-      </w:r>
-      <w:r>
-        <w:rPr>
-          <w:rFonts w:ascii="宋体" w:eastAsia="宋体" w:hAnsi="宋体"/>
-          <w:sz w:val="24"/>
-          <w:u w:val="single"/>
-        </w:rPr>
-        <w:t xml:space="preserve">    </w:t>
+        <w:t>【下划线】</w:t>
       </w:r>
     </w:p>
     <w:p>
@@ -1381,7 +1131,7 @@
 </file>
 
 <file path=word/endnotes.xml><?xml version="1.0" encoding="utf-8"?>
-<w:endnotes xmlns:wpc="http://schemas.microsoft.com/office/word/2010/wordprocessingCanvas" xmlns:cx="http://schemas.microsoft.com/office/drawing/2014/chartex" xmlns:cx1="http://schemas.microsoft.com/office/drawing/2015/9/8/chartex" xmlns:cx2="http://schemas.microsoft.com/office/drawing/2015/10/21/chartex" xmlns:cx3="http://schemas.microsoft.com/office/drawing/2016/5/9/chartex" xmlns:cx4="http://schemas.microsoft.com/office/drawing/2016/5/10/chartex" xmlns:cx5="http://schemas.microsoft.com/office/drawing/2016/5/11/chartex" xmlns:cx6="http://schemas.microsoft.com/office/drawing/2016/5/12/chartex" xmlns:cx7="http://schemas.microsoft.com/office/drawing/2016/5/13/chartex" xmlns:cx8="http://schemas.microsoft.com/office/drawing/2016/5/14/chartex" xmlns:mc="http://schemas.openxmlformats.org/markup-compatibility/2006" xmlns:aink="http://schemas.microsoft.com/office/drawing/2016/ink" xmlns:am3d="http://schemas.microsoft.com/office/drawing/2017/model3d" xmlns:o="urn:schemas-microsoft-com:office:office" xmlns:r="http://schemas.openxmlformats.org/officeDocument/2006/relationships" xmlns:m="http://schemas.openxmlformats.org/officeDocument/2006/math" xmlns:v="urn:schemas-microsoft-com:vml" xmlns:wp14="http://schemas.microsoft.com/office/word/2010/wordprocessingDrawing" xmlns:wp="http://schemas.openxmlformats.org/drawingml/2006/wordprocessingDrawing" xmlns:w10="urn:schemas-microsoft-com:office:word" xmlns:w="http://schemas.openxmlformats.org/wordprocessingml/2006/main" xmlns:w14="http://schemas.microsoft.com/office/word/2010/wordml" xmlns:w15="http://schemas.microsoft.com/office/word/2012/wordml" xmlns:w16cid="http://schemas.microsoft.com/office/word/2016/wordml/cid" xmlns:w16se="http://schemas.microsoft.com/office/word/2015/wordml/symex" xmlns:wpg="http://schemas.microsoft.com/office/word/2010/wordprocessingGroup" xmlns:wpi="http://schemas.microsoft.com/office/word/2010/wordprocessingInk" xmlns:wne="http://schemas.microsoft.com/office/word/2006/wordml" xmlns:wps="http://schemas.microsoft.com/office/word/2010/wordprocessingShape" mc:Ignorable="w14 w15 w16se w16cid wp14">
+<w:endnotes xmlns:wpc="http://schemas.microsoft.com/office/word/2010/wordprocessingCanvas" xmlns:cx="http://schemas.microsoft.com/office/drawing/2014/chartex" xmlns:cx1="http://schemas.microsoft.com/office/drawing/2015/9/8/chartex" xmlns:cx2="http://schemas.microsoft.com/office/drawing/2015/10/21/chartex" xmlns:cx3="http://schemas.microsoft.com/office/drawing/2016/5/9/chartex" xmlns:cx4="http://schemas.microsoft.com/office/drawing/2016/5/10/chartex" xmlns:cx5="http://schemas.microsoft.com/office/drawing/2016/5/11/chartex" xmlns:cx6="http://schemas.microsoft.com/office/drawing/2016/5/12/chartex" xmlns:cx7="http://schemas.microsoft.com/office/drawing/2016/5/13/chartex" xmlns:cx8="http://schemas.microsoft.com/office/drawing/2016/5/14/chartex" xmlns:mc="http://schemas.openxmlformats.org/markup-compatibility/2006" xmlns:aink="http://schemas.microsoft.com/office/drawing/2016/ink" xmlns:am3d="http://schemas.microsoft.com/office/drawing/2017/model3d" xmlns:o="urn:schemas-microsoft-com:office:office" xmlns:r="http://schemas.openxmlformats.org/officeDocument/2006/relationships" xmlns:m="http://schemas.openxmlformats.org/officeDocument/2006/math" xmlns:v="urn:schemas-microsoft-com:vml" xmlns:wp14="http://schemas.microsoft.com/office/word/2010/wordprocessingDrawing" xmlns:wp="http://schemas.openxmlformats.org/drawingml/2006/wordprocessingDrawing" xmlns:w10="urn:schemas-microsoft-com:office:word" xmlns:w="http://schemas.openxmlformats.org/wordprocessingml/2006/main" xmlns:w14="http://schemas.microsoft.com/office/word/2010/wordml" xmlns:w15="http://schemas.microsoft.com/office/word/2012/wordml" xmlns:w16cex="http://schemas.microsoft.com/office/word/2018/wordml/cex" xmlns:w16cid="http://schemas.microsoft.com/office/word/2016/wordml/cid" xmlns:w16="http://schemas.microsoft.com/office/word/2018/wordml" xmlns:w16sdtdh="http://schemas.microsoft.com/office/word/2020/wordml/sdtdatahash" xmlns:w16se="http://schemas.microsoft.com/office/word/2015/wordml/symex" xmlns:wpg="http://schemas.microsoft.com/office/word/2010/wordprocessingGroup" xmlns:wpi="http://schemas.microsoft.com/office/word/2010/wordprocessingInk" xmlns:wne="http://schemas.microsoft.com/office/word/2006/wordml" xmlns:wps="http://schemas.microsoft.com/office/word/2010/wordprocessingShape" mc:Ignorable="w14 w15 w16se w16cid w16 w16cex w16sdtdh wp14">
   <w:endnote w:type="separator" w:id="-1">
     <w:p>
       <w:r>
@@ -1400,7 +1150,7 @@
 </file>
 
 <file path=word/footnotes.xml><?xml version="1.0" encoding="utf-8"?>
-<w:footnotes xmlns:wpc="http://schemas.microsoft.com/office/word/2010/wordprocessingCanvas" xmlns:cx="http://schemas.microsoft.com/office/drawing/2014/chartex" xmlns:cx1="http://schemas.microsoft.com/office/drawing/2015/9/8/chartex" xmlns:cx2="http://schemas.microsoft.com/office/drawing/2015/10/21/chartex" xmlns:cx3="http://schemas.microsoft.com/office/drawing/2016/5/9/chartex" xmlns:cx4="http://schemas.microsoft.com/office/drawing/2016/5/10/chartex" xmlns:cx5="http://schemas.microsoft.com/office/drawing/2016/5/11/chartex" xmlns:cx6="http://schemas.microsoft.com/office/drawing/2016/5/12/chartex" xmlns:cx7="http://schemas.microsoft.com/office/drawing/2016/5/13/chartex" xmlns:cx8="http://schemas.microsoft.com/office/drawing/2016/5/14/chartex" xmlns:mc="http://schemas.openxmlformats.org/markup-compatibility/2006" xmlns:aink="http://schemas.microsoft.com/office/drawing/2016/ink" xmlns:am3d="http://schemas.microsoft.com/office/drawing/2017/model3d" xmlns:o="urn:schemas-microsoft-com:office:office" xmlns:r="http://schemas.openxmlformats.org/officeDocument/2006/relationships" xmlns:m="http://schemas.openxmlformats.org/officeDocument/2006/math" xmlns:v="urn:schemas-microsoft-com:vml" xmlns:wp14="http://schemas.microsoft.com/office/word/2010/wordprocessingDrawing" xmlns:wp="http://schemas.openxmlformats.org/drawingml/2006/wordprocessingDrawing" xmlns:w10="urn:schemas-microsoft-com:office:word" xmlns:w="http://schemas.openxmlformats.org/wordprocessingml/2006/main" xmlns:w14="http://schemas.microsoft.com/office/word/2010/wordml" xmlns:w15="http://schemas.microsoft.com/office/word/2012/wordml" xmlns:w16cid="http://schemas.microsoft.com/office/word/2016/wordml/cid" xmlns:w16se="http://schemas.microsoft.com/office/word/2015/wordml/symex" xmlns:wpg="http://schemas.microsoft.com/office/word/2010/wordprocessingGroup" xmlns:wpi="http://schemas.microsoft.com/office/word/2010/wordprocessingInk" xmlns:wne="http://schemas.microsoft.com/office/word/2006/wordml" xmlns:wps="http://schemas.microsoft.com/office/word/2010/wordprocessingShape" mc:Ignorable="w14 w15 w16se w16cid wp14">
+<w:footnotes xmlns:wpc="http://schemas.microsoft.com/office/word/2010/wordprocessingCanvas" xmlns:cx="http://schemas.microsoft.com/office/drawing/2014/chartex" xmlns:cx1="http://schemas.microsoft.com/office/drawing/2015/9/8/chartex" xmlns:cx2="http://schemas.microsoft.com/office/drawing/2015/10/21/chartex" xmlns:cx3="http://schemas.microsoft.com/office/drawing/2016/5/9/chartex" xmlns:cx4="http://schemas.microsoft.com/office/drawing/2016/5/10/chartex" xmlns:cx5="http://schemas.microsoft.com/office/drawing/2016/5/11/chartex" xmlns:cx6="http://schemas.microsoft.com/office/drawing/2016/5/12/chartex" xmlns:cx7="http://schemas.microsoft.com/office/drawing/2016/5/13/chartex" xmlns:cx8="http://schemas.microsoft.com/office/drawing/2016/5/14/chartex" xmlns:mc="http://schemas.openxmlformats.org/markup-compatibility/2006" xmlns:aink="http://schemas.microsoft.com/office/drawing/2016/ink" xmlns:am3d="http://schemas.microsoft.com/office/drawing/2017/model3d" xmlns:o="urn:schemas-microsoft-com:office:office" xmlns:r="http://schemas.openxmlformats.org/officeDocument/2006/relationships" xmlns:m="http://schemas.openxmlformats.org/officeDocument/2006/math" xmlns:v="urn:schemas-microsoft-com:vml" xmlns:wp14="http://schemas.microsoft.com/office/word/2010/wordprocessingDrawing" xmlns:wp="http://schemas.openxmlformats.org/drawingml/2006/wordprocessingDrawing" xmlns:w10="urn:schemas-microsoft-com:office:word" xmlns:w="http://schemas.openxmlformats.org/wordprocessingml/2006/main" xmlns:w14="http://schemas.microsoft.com/office/word/2010/wordml" xmlns:w15="http://schemas.microsoft.com/office/word/2012/wordml" xmlns:w16cex="http://schemas.microsoft.com/office/word/2018/wordml/cex" xmlns:w16cid="http://schemas.microsoft.com/office/word/2016/wordml/cid" xmlns:w16="http://schemas.microsoft.com/office/word/2018/wordml" xmlns:w16sdtdh="http://schemas.microsoft.com/office/word/2020/wordml/sdtdatahash" xmlns:w16se="http://schemas.microsoft.com/office/word/2015/wordml/symex" xmlns:wpg="http://schemas.microsoft.com/office/word/2010/wordprocessingGroup" xmlns:wpi="http://schemas.microsoft.com/office/word/2010/wordprocessingInk" xmlns:wne="http://schemas.microsoft.com/office/word/2006/wordml" xmlns:wps="http://schemas.microsoft.com/office/word/2010/wordprocessingShape" mc:Ignorable="w14 w15 w16se w16cid w16 w16cex w16sdtdh wp14">
   <w:footnote w:type="separator" w:id="-1">
     <w:p>
       <w:r>
@@ -1419,7 +1169,7 @@
 </file>
 
 <file path=word/styles.xml><?xml version="1.0" encoding="utf-8"?>
-<w:styles xmlns:mc="http://schemas.openxmlformats.org/markup-compatibility/2006" xmlns:r="http://schemas.openxmlformats.org/officeDocument/2006/relationships" xmlns:w="http://schemas.openxmlformats.org/wordprocessingml/2006/main" xmlns:w14="http://schemas.microsoft.com/office/word/2010/wordml" xmlns:w15="http://schemas.microsoft.com/office/word/2012/wordml" xmlns:w16cid="http://schemas.microsoft.com/office/word/2016/wordml/cid" xmlns:w16se="http://schemas.microsoft.com/office/word/2015/wordml/symex" mc:Ignorable="w14 w15 w16se w16cid">
+<w:styles xmlns:mc="http://schemas.openxmlformats.org/markup-compatibility/2006" xmlns:r="http://schemas.openxmlformats.org/officeDocument/2006/relationships" xmlns:w="http://schemas.openxmlformats.org/wordprocessingml/2006/main" xmlns:w14="http://schemas.microsoft.com/office/word/2010/wordml" xmlns:w15="http://schemas.microsoft.com/office/word/2012/wordml" xmlns:w16cex="http://schemas.microsoft.com/office/word/2018/wordml/cex" xmlns:w16cid="http://schemas.microsoft.com/office/word/2016/wordml/cid" xmlns:w16="http://schemas.microsoft.com/office/word/2018/wordml" xmlns:w16sdtdh="http://schemas.microsoft.com/office/word/2020/wordml/sdtdatahash" xmlns:w16se="http://schemas.microsoft.com/office/word/2015/wordml/symex" mc:Ignorable="w14 w15 w16se w16cid w16 w16cex w16sdtdh">
   <w:docDefaults>
     <w:rPrDefault>
       <w:rPr>
@@ -1432,7 +1182,7 @@
     </w:rPrDefault>
     <w:pPrDefault/>
   </w:docDefaults>
-  <w:latentStyles w:defLockedState="0" w:defUIPriority="99" w:defSemiHidden="0" w:defUnhideWhenUsed="0" w:defQFormat="0" w:count="375">
+  <w:latentStyles w:defLockedState="0" w:defUIPriority="99" w:defSemiHidden="0" w:defUnhideWhenUsed="0" w:defQFormat="0" w:count="376">
     <w:lsdException w:name="Normal" w:uiPriority="0" w:qFormat="1"/>
     <w:lsdException w:name="heading 1" w:uiPriority="9" w:qFormat="1"/>
     <w:lsdException w:name="heading 2" w:semiHidden="1" w:uiPriority="9" w:unhideWhenUsed="1" w:qFormat="1"/>
@@ -1538,7 +1288,6 @@
     <w:lsdException w:name="HTML Sample" w:semiHidden="1" w:unhideWhenUsed="1"/>
     <w:lsdException w:name="HTML Typewriter" w:semiHidden="1" w:unhideWhenUsed="1"/>
     <w:lsdException w:name="HTML Variable" w:semiHidden="1" w:unhideWhenUsed="1"/>
-    <w:lsdException w:name="Normal Table" w:semiHidden="1" w:unhideWhenUsed="1"/>
     <w:lsdException w:name="annotation subject" w:semiHidden="1" w:unhideWhenUsed="1"/>
     <w:lsdException w:name="No List" w:semiHidden="1" w:unhideWhenUsed="1"/>
     <w:lsdException w:name="Outline List 1" w:semiHidden="1" w:unhideWhenUsed="1"/>
@@ -1585,10 +1334,8 @@
     <w:lsdException w:name="Table Subtle 2" w:semiHidden="1" w:unhideWhenUsed="1"/>
     <w:lsdException w:name="Table Web 1" w:semiHidden="1" w:unhideWhenUsed="1"/>
     <w:lsdException w:name="Table Web 2" w:semiHidden="1" w:unhideWhenUsed="1"/>
-    <w:lsdException w:name="Table Web 3" w:semiHidden="1" w:unhideWhenUsed="1"/>
     <w:lsdException w:name="Balloon Text" w:semiHidden="1" w:unhideWhenUsed="1"/>
     <w:lsdException w:name="Table Grid" w:uiPriority="39"/>
-    <w:lsdException w:name="Table Theme" w:semiHidden="1" w:unhideWhenUsed="1"/>
     <w:lsdException w:name="Placeholder Text" w:semiHidden="1"/>
     <w:lsdException w:name="No Spacing" w:uiPriority="1" w:qFormat="1"/>
     <w:lsdException w:name="Light Shading" w:uiPriority="60"/>
@@ -1808,6 +1555,7 @@
     <w:lsdException w:name="Smart Hyperlink" w:semiHidden="1" w:unhideWhenUsed="1"/>
     <w:lsdException w:name="Hashtag" w:semiHidden="1" w:unhideWhenUsed="1"/>
     <w:lsdException w:name="Unresolved Mention" w:semiHidden="1" w:unhideWhenUsed="1"/>
+    <w:lsdException w:name="Smart Link" w:semiHidden="1" w:unhideWhenUsed="1"/>
   </w:latentStyles>
   <w:style w:type="paragraph" w:default="1" w:styleId="a">
     <w:name w:val="Normal"/>
